--- a/Software Validation from Datasets/Evaluation Tool/docs/automated_evaluation/Word Documents/7_quick_start_campaign.docx
+++ b/Software Validation from Datasets/Evaluation Tool/docs/automated_evaluation/Word Documents/7_quick_start_campaign.docx
@@ -5,28 +5,22 @@
     <w:p>
       <w:pPr>
         <w:pStyle w:val="Title"/>
-        <w:pBdr>
-          <w:bottom w:val="single" w:sz="8" w:color="1F4E79" w:space="4"/>
-        </w:pBdr>
       </w:pPr>
       <w:r>
-        <w:t>Campaign quick start</w:t>
+        <w:t>CPU or CUDA campaign quick start</w:t>
+      </w:r>
+    </w:p>
+    <w:p>
+      <w:pPr>
+        <w:pStyle w:val="Subtitle"/>
+      </w:pPr>
+      <w:r>
+        <w:t>Operational contract • generated from version-controlled Markdown</w:t>
       </w:r>
     </w:p>
     <w:p>
       <w:r>
-        <w:t xml:space="preserve">The current verdict is </w:t>
-      </w:r>
-      <w:r>
-        <w:rPr>
-          <w:rFonts w:ascii="Consolas" w:hAnsi="Consolas"/>
-          <w:color w:val="1F2937"/>
-          <w:sz w:val="19"/>
-        </w:rPr>
-        <w:t>NOT_READY_TO_LAUNCH</w:t>
-      </w:r>
-      <w:r>
-        <w:t>; clear the control-sheet blockers before step 8. This is the shortest operator path after the final Stage 14 commit is published.</w:t>
+        <w:t>Choose CPU (campaign_05_massive_release) or CUDA (campaign_06_massive_release_cuda). Both use Whisper Base and explicit float32 through the same evaluator. Do not launch either massive campaign until Machine B and canary/small/standard gates are approved.</w:t>
       </w:r>
     </w:p>
     <w:p>
@@ -34,215 +28,369 @@
         <w:pStyle w:val="Heading2"/>
       </w:pPr>
       <w:r>
-        <w:t>1–5. Clone, install, activate, verify, and materialize</w:t>
-      </w:r>
-    </w:p>
-    <w:p>
-      <w:pPr>
-        <w:pStyle w:val="CodeBlock"/>
-        <w:shd w:fill="F3F4F6"/>
-      </w:pPr>
-      <w:r>
-        <w:t>git clone --branch handoff https://github.com/will-sloan/just-peachy.git</w:t>
-        <w:br/>
-        <w:t>Set-Location just-peachy</w:t>
-        <w:br/>
-        <w:t>git checkout &lt;frozen-commit-from-launch-control-sheet&gt;</w:t>
-        <w:br/>
-        <w:t>powershell -ExecutionPolicy Bypass -File install.ps1 -Profile dev -Device cpu -InstallFFmpeg</w:t>
-        <w:br/>
-        <w:t>.\.venv\Scripts\python.exe scripts\bootstrap_models.py --whisper base</w:t>
-        <w:br/>
-        <w:t>.\.venv\Scripts\python.exe scripts\verify_install.py `</w:t>
-        <w:br/>
-        <w:t xml:space="preserve">  --profile dev --device cpu --cache-root models/cache --whisper base --require-models</w:t>
-        <w:br/>
-        <w:t>.\.venv\Scripts\Activate.ps1</w:t>
-        <w:br/>
-        <w:t>Set-Location 'Software Validation from Datasets\Evaluation Tool'</w:t>
-        <w:br/>
-        <w:t>python scripts/materialize_launch_campaign.py --bind-current-commit</w:t>
+        <w:t>Common shell variables</w:t>
       </w:r>
     </w:p>
     <w:p>
       <w:r>
-        <w:t xml:space="preserve">Run that materialization command independently on both clean clones and compare the SHA-256 and contents of </w:t>
-      </w:r>
-      <w:r>
-        <w:rPr>
-          <w:rFonts w:ascii="Consolas" w:hAnsi="Consolas"/>
-          <w:color w:val="1F2937"/>
-          <w:sz w:val="19"/>
-        </w:rPr>
-        <w:t>automated_runs/campaign_05_massive_release/worker_assignments/release_binding.json</w:t>
-      </w:r>
-      <w:r>
-        <w:t>. Do not launch unless the two files are byte-identical and bind to the checked-out final commit.</w:t>
+        <w:t>Run from the selected clean clone root:</w:t>
       </w:r>
     </w:p>
+    <w:tbl>
+      <w:tblPr>
+        <w:tblW w:type="auto" w:w="0"/>
+        <w:jc w:val="center"/>
+        <w:tblLayout w:type="autofit"/>
+        <w:tblLook w:firstColumn="1" w:firstRow="1" w:lastColumn="0" w:lastRow="0" w:noHBand="0" w:noVBand="1" w:val="04A0"/>
+      </w:tblPr>
+      <w:tblGrid>
+        <w:gridCol w:w="10570"/>
+      </w:tblGrid>
+      <w:tr>
+        <w:tc>
+          <w:tcPr>
+            <w:tcW w:type="dxa" w:w="10570"/>
+            <w:shd w:fill="F2F4F7"/>
+            <w:tcMar>
+              <w:top w:w="110" w:type="dxa"/>
+              <w:start w:w="110" w:type="dxa"/>
+              <w:bottom w:w="110" w:type="dxa"/>
+              <w:end w:w="110" w:type="dxa"/>
+            </w:tcMar>
+          </w:tcPr>
+          <w:p>
+            <w:pPr>
+              <w:spacing w:after="0"/>
+            </w:pPr>
+            <w:r>
+              <w:rPr>
+                <w:rFonts w:ascii="Consolas" w:hAnsi="Consolas"/>
+                <w:sz w:val="13"/>
+              </w:rPr>
+              <w:t>[powershell]</w:t>
+              <w:br/>
+              <w:t>$Repo = (Get-Location).Path</w:t>
+              <w:br/>
+              <w:t>$Eval = Join-Path $Repo 'Software Validation from Datasets\Evaluation Tool'</w:t>
+            </w:r>
+          </w:p>
+        </w:tc>
+      </w:tr>
+    </w:tbl>
     <w:p>
-      <w:r>
-        <w:t xml:space="preserve">In Anaconda Prompt or cmd, use </w:t>
-      </w:r>
-      <w:r>
-        <w:rPr>
-          <w:rFonts w:ascii="Consolas" w:hAnsi="Consolas"/>
-          <w:color w:val="1F2937"/>
-          <w:sz w:val="19"/>
-        </w:rPr>
-        <w:t>.venv\Scripts\activate.bat</w:t>
-      </w:r>
-      <w:r>
-        <w:t xml:space="preserve"> before changing directory. Anaconda itself is not required.</w:t>
-      </w:r>
+      <w:pPr>
+        <w:spacing w:after="0"/>
+      </w:pPr>
     </w:p>
     <w:p>
       <w:pPr>
         <w:pStyle w:val="Heading2"/>
       </w:pPr>
       <w:r>
-        <w:t>6–7. Optional credentials and real smoke</w:t>
+        <w:t>CPU path</w:t>
       </w:r>
     </w:p>
+    <w:tbl>
+      <w:tblPr>
+        <w:tblW w:type="auto" w:w="0"/>
+        <w:jc w:val="center"/>
+        <w:tblLayout w:type="autofit"/>
+        <w:tblLook w:firstColumn="1" w:firstRow="1" w:lastColumn="0" w:lastRow="0" w:noHBand="0" w:noVBand="1" w:val="04A0"/>
+      </w:tblPr>
+      <w:tblGrid>
+        <w:gridCol w:w="10570"/>
+      </w:tblGrid>
+      <w:tr>
+        <w:tc>
+          <w:tcPr>
+            <w:tcW w:type="dxa" w:w="10570"/>
+            <w:shd w:fill="F2F4F7"/>
+            <w:tcMar>
+              <w:top w:w="110" w:type="dxa"/>
+              <w:start w:w="110" w:type="dxa"/>
+              <w:bottom w:w="110" w:type="dxa"/>
+              <w:end w:w="110" w:type="dxa"/>
+            </w:tcMar>
+          </w:tcPr>
+          <w:p>
+            <w:pPr>
+              <w:spacing w:after="0"/>
+            </w:pPr>
+            <w:r>
+              <w:rPr>
+                <w:rFonts w:ascii="Consolas" w:hAnsi="Consolas"/>
+                <w:sz w:val="13"/>
+              </w:rPr>
+              <w:t>[powershell]</w:t>
+              <w:br/>
+              <w:t>powershell -ExecutionPolicy Bypass -File scripts\prepare_execution_mode.ps1 -Mode cpu -InstallFFmpeg -DownloadModels</w:t>
+              <w:br/>
+              <w:t>$Python = Join-Path $Repo '.venv\Scripts\python.exe'</w:t>
+              <w:br/>
+              <w:t>&amp; $Python "$Eval\scripts\materialize_launch_campaign.py" --launch-package "$Eval\configs\automated_evaluation\launch_package.v1.yaml" --automated-runs-root "$Eval\automated_runs" --bind-current-commit</w:t>
+              <w:br/>
+              <w:t>$Campaign = Join-Path $Eval 'automated_runs\campaign_05_massive_release'</w:t>
+              <w:br/>
+              <w:t>&amp; $Python "$Eval\run_evaluation.py" campaign validate --campaign-root $Campaign</w:t>
+              <w:br/>
+              <w:t>Get-Content "$Campaign\worker_assignments\release_binding.json"</w:t>
+              <w:br/>
+              <w:t>powershell -ExecutionPolicy Bypass -File "$Eval\scripts\launch_campaign_machine_a.ps1" -PreflightOnly</w:t>
+            </w:r>
+          </w:p>
+        </w:tc>
+      </w:tr>
+    </w:tbl>
     <w:p>
       <w:pPr>
-        <w:pStyle w:val="CodeBlock"/>
-        <w:shd w:fill="F3F4F6"/>
+        <w:spacing w:after="0"/>
       </w:pPr>
-      <w:r>
-        <w:t>python scripts/launch_readiness_probe.py credentials</w:t>
-        <w:br/>
-        <w:t>python run_evaluation.py full `</w:t>
-        <w:br/>
-        <w:t xml:space="preserve">  --dataset cmu_arctic --max-recordings 1 --augmentation none `</w:t>
-        <w:br/>
-        <w:t xml:space="preserve">  --runner configured `</w:t>
-        <w:br/>
-        <w:t xml:space="preserve">  --inference-config configs/inference/live_mic_whisper_base.yaml `</w:t>
-        <w:br/>
-        <w:t xml:space="preserve">  --run-name launch_smoke</w:t>
-      </w:r>
     </w:p>
     <w:p>
       <w:r>
-        <w:t>Credentials may remain missing because the candidate excludes gated backends. The smoke must have one prediction, no missing/failed item, and generated metrics/plots/report.</w:t>
+        <w:t>Launch only after preflight says READY_TO_LAUNCH:</w:t>
       </w:r>
+    </w:p>
+    <w:tbl>
+      <w:tblPr>
+        <w:tblW w:type="auto" w:w="0"/>
+        <w:jc w:val="center"/>
+        <w:tblLayout w:type="autofit"/>
+        <w:tblLook w:firstColumn="1" w:firstRow="1" w:lastColumn="0" w:lastRow="0" w:noHBand="0" w:noVBand="1" w:val="04A0"/>
+      </w:tblPr>
+      <w:tblGrid>
+        <w:gridCol w:w="10570"/>
+      </w:tblGrid>
+      <w:tr>
+        <w:tc>
+          <w:tcPr>
+            <w:tcW w:type="dxa" w:w="10570"/>
+            <w:shd w:fill="F2F4F7"/>
+            <w:tcMar>
+              <w:top w:w="110" w:type="dxa"/>
+              <w:start w:w="110" w:type="dxa"/>
+              <w:bottom w:w="110" w:type="dxa"/>
+              <w:end w:w="110" w:type="dxa"/>
+            </w:tcMar>
+          </w:tcPr>
+          <w:p>
+            <w:pPr>
+              <w:spacing w:after="0"/>
+            </w:pPr>
+            <w:r>
+              <w:rPr>
+                <w:rFonts w:ascii="Consolas" w:hAnsi="Consolas"/>
+                <w:sz w:val="13"/>
+              </w:rPr>
+              <w:t>[powershell]</w:t>
+              <w:br/>
+              <w:t>powershell -ExecutionPolicy Bypass -File "$Eval\scripts\launch_campaign_machine_a.ps1"</w:t>
+            </w:r>
+          </w:p>
+        </w:tc>
+      </w:tr>
+    </w:tbl>
+    <w:p>
+      <w:pPr>
+        <w:spacing w:after="0"/>
+      </w:pPr>
     </w:p>
     <w:p>
       <w:pPr>
         <w:pStyle w:val="Heading2"/>
       </w:pPr>
       <w:r>
-        <w:t>8–10. Preflight and launch only the assigned worker</w:t>
+        <w:t>CUDA path</w:t>
       </w:r>
     </w:p>
+    <w:tbl>
+      <w:tblPr>
+        <w:tblW w:type="auto" w:w="0"/>
+        <w:jc w:val="center"/>
+        <w:tblLayout w:type="autofit"/>
+        <w:tblLook w:firstColumn="1" w:firstRow="1" w:lastColumn="0" w:lastRow="0" w:noHBand="0" w:noVBand="1" w:val="04A0"/>
+      </w:tblPr>
+      <w:tblGrid>
+        <w:gridCol w:w="10570"/>
+      </w:tblGrid>
+      <w:tr>
+        <w:tc>
+          <w:tcPr>
+            <w:tcW w:type="dxa" w:w="10570"/>
+            <w:shd w:fill="F2F4F7"/>
+            <w:tcMar>
+              <w:top w:w="110" w:type="dxa"/>
+              <w:start w:w="110" w:type="dxa"/>
+              <w:bottom w:w="110" w:type="dxa"/>
+              <w:end w:w="110" w:type="dxa"/>
+            </w:tcMar>
+          </w:tcPr>
+          <w:p>
+            <w:pPr>
+              <w:spacing w:after="0"/>
+            </w:pPr>
+            <w:r>
+              <w:rPr>
+                <w:rFonts w:ascii="Consolas" w:hAnsi="Consolas"/>
+                <w:sz w:val="13"/>
+              </w:rPr>
+              <w:t>[powershell]</w:t>
+              <w:br/>
+              <w:t>powershell -ExecutionPolicy Bypass -File scripts\prepare_execution_mode.ps1 -Mode cuda -InstallFFmpeg -DownloadModels</w:t>
+              <w:br/>
+              <w:t>$Python = Join-Path $Repo '.stage8-envs\core-cuda\Scripts\python.exe'</w:t>
+              <w:br/>
+              <w:t>&amp; $Python "$Eval\scripts\materialize_launch_campaign.py" --launch-package "$Eval\configs\automated_evaluation\launch_package.gpu.v1.yaml" --automated-runs-root "$Eval\automated_runs" --bind-current-commit</w:t>
+              <w:br/>
+              <w:t>$Campaign = Join-Path $Eval 'automated_runs\campaign_06_massive_release_cuda'</w:t>
+              <w:br/>
+              <w:t>&amp; $Python "$Eval\run_evaluation.py" campaign validate --campaign-root $Campaign</w:t>
+              <w:br/>
+              <w:t>Get-Content "$Campaign\worker_assignments\release_binding.json"</w:t>
+              <w:br/>
+              <w:t>powershell -ExecutionPolicy Bypass -File "$Eval\scripts\launch_campaign_machine_a_gpu.ps1" -PreflightOnly</w:t>
+            </w:r>
+          </w:p>
+        </w:tc>
+      </w:tr>
+    </w:tbl>
     <w:p>
       <w:pPr>
-        <w:pStyle w:val="CodeBlock"/>
-        <w:shd w:fill="F3F4F6"/>
+        <w:spacing w:after="0"/>
       </w:pPr>
-      <w:r>
-        <w:t># Machine A</w:t>
-        <w:br/>
-        <w:t>powershell -ExecutionPolicy Bypass -File scripts/launch_campaign_machine_a.ps1</w:t>
-        <w:br/>
-        <w:br/>
-        <w:t># Machine B, on the other clone</w:t>
-        <w:br/>
-        <w:t>powershell -ExecutionPolicy Bypass -File scripts/launch_campaign_machine_b.ps1</w:t>
-      </w:r>
     </w:p>
     <w:p>
       <w:r>
-        <w:t>Each wrapper validates the campaign, both assignments, machine capability, and every assigned scenario before inference. Do not bypass a non-zero preflight.</w:t>
+        <w:t>Launch only after preflight says READY_TO_LAUNCH and the smoke recorded nonzero VRAM:</w:t>
       </w:r>
+    </w:p>
+    <w:tbl>
+      <w:tblPr>
+        <w:tblW w:type="auto" w:w="0"/>
+        <w:jc w:val="center"/>
+        <w:tblLayout w:type="autofit"/>
+        <w:tblLook w:firstColumn="1" w:firstRow="1" w:lastColumn="0" w:lastRow="0" w:noHBand="0" w:noVBand="1" w:val="04A0"/>
+      </w:tblPr>
+      <w:tblGrid>
+        <w:gridCol w:w="10570"/>
+      </w:tblGrid>
+      <w:tr>
+        <w:tc>
+          <w:tcPr>
+            <w:tcW w:type="dxa" w:w="10570"/>
+            <w:shd w:fill="F2F4F7"/>
+            <w:tcMar>
+              <w:top w:w="110" w:type="dxa"/>
+              <w:start w:w="110" w:type="dxa"/>
+              <w:bottom w:w="110" w:type="dxa"/>
+              <w:end w:w="110" w:type="dxa"/>
+            </w:tcMar>
+          </w:tcPr>
+          <w:p>
+            <w:pPr>
+              <w:spacing w:after="0"/>
+            </w:pPr>
+            <w:r>
+              <w:rPr>
+                <w:rFonts w:ascii="Consolas" w:hAnsi="Consolas"/>
+                <w:sz w:val="13"/>
+              </w:rPr>
+              <w:t>[powershell]</w:t>
+              <w:br/>
+              <w:t>powershell -ExecutionPolicy Bypass -File "$Eval\scripts\launch_campaign_machine_a_gpu.ps1"</w:t>
+            </w:r>
+          </w:p>
+        </w:tc>
+      </w:tr>
+    </w:tbl>
+    <w:p>
+      <w:pPr>
+        <w:spacing w:after="0"/>
+      </w:pPr>
     </w:p>
     <w:p>
       <w:pPr>
         <w:pStyle w:val="Heading2"/>
       </w:pPr>
       <w:r>
-        <w:t>11. Monitor, stop, and resume</w:t>
-      </w:r>
-    </w:p>
-    <w:p>
-      <w:pPr>
-        <w:pStyle w:val="CodeBlock"/>
-        <w:shd w:fill="F3F4F6"/>
-      </w:pPr>
-      <w:r>
-        <w:t>python run_evaluation.py campaign status --campaign-root automated_runs/campaign_05_massive_release</w:t>
-        <w:br/>
-        <w:t>python run_evaluation.py campaign stop --campaign-root automated_runs/campaign_05_massive_release --reason "operator request"</w:t>
-        <w:br/>
-        <w:t>powershell -ExecutionPolicy Bypass -File scripts/launch_campaign_machine_a.ps1 -ResumeStopped</w:t>
-        <w:br/>
-        <w:t># Use machine_b wrapper on B.</w:t>
-      </w:r>
-    </w:p>
-    <w:p>
-      <w:pPr>
-        <w:pStyle w:val="Heading2"/>
-      </w:pPr>
-      <w:r>
-        <w:t>12–14. Export, merge, and analyze</w:t>
-      </w:r>
-    </w:p>
-    <w:p>
-      <w:pPr>
-        <w:pStyle w:val="CodeBlock"/>
-        <w:shd w:fill="F3F4F6"/>
-      </w:pPr>
-      <w:r>
-        <w:t># On A / on B respectively</w:t>
-        <w:br/>
-        <w:t>powershell -ExecutionPolicy Bypass -File scripts/export_machine_a_results.ps1</w:t>
-        <w:br/>
-        <w:t>powershell -ExecutionPolicy Bypass -File scripts/export_machine_b_results.ps1</w:t>
-        <w:br/>
-        <w:br/>
-        <w:t># On coordinator after copying both transfer folders</w:t>
-        <w:br/>
-        <w:t>powershell -ExecutionPolicy Bypass -File scripts/merge_massive_campaign.ps1 `</w:t>
-        <w:br/>
-        <w:t xml:space="preserve">  -MachineATransfer C:/campaign_transfers/campaign_05_massive_release/machine_a `</w:t>
-        <w:br/>
-        <w:t xml:space="preserve">  -MachineBTransfer C:/campaign_transfers/campaign_05_massive_release/machine_b</w:t>
-        <w:br/>
-        <w:t>powershell -ExecutionPolicy Bypass -File scripts/analyze_massive_campaign.ps1 `</w:t>
-        <w:br/>
-        <w:t xml:space="preserve">  -PrerequisiteEvidence automated_runs/campaign_04_standard_release/analysis/report/release_qualification.json</w:t>
+        <w:t>Status, stop, resume, and export</w:t>
       </w:r>
     </w:p>
     <w:p>
       <w:r>
-        <w:t xml:space="preserve">Read </w:t>
+        <w:t>Use the $Python and $Campaign selected above.</w:t>
       </w:r>
+    </w:p>
+    <w:tbl>
+      <w:tblPr>
+        <w:tblW w:type="auto" w:w="0"/>
+        <w:jc w:val="center"/>
+        <w:tblLayout w:type="autofit"/>
+        <w:tblLook w:firstColumn="1" w:firstRow="1" w:lastColumn="0" w:lastRow="0" w:noHBand="0" w:noVBand="1" w:val="04A0"/>
+      </w:tblPr>
+      <w:tblGrid>
+        <w:gridCol w:w="10570"/>
+      </w:tblGrid>
+      <w:tr>
+        <w:tc>
+          <w:tcPr>
+            <w:tcW w:type="dxa" w:w="10570"/>
+            <w:shd w:fill="F2F4F7"/>
+            <w:tcMar>
+              <w:top w:w="110" w:type="dxa"/>
+              <w:start w:w="110" w:type="dxa"/>
+              <w:bottom w:w="110" w:type="dxa"/>
+              <w:end w:w="110" w:type="dxa"/>
+            </w:tcMar>
+          </w:tcPr>
+          <w:p>
+            <w:pPr>
+              <w:spacing w:after="0"/>
+            </w:pPr>
+            <w:r>
+              <w:rPr>
+                <w:rFonts w:ascii="Consolas" w:hAnsi="Consolas"/>
+                <w:sz w:val="13"/>
+              </w:rPr>
+              <w:t>[powershell]</w:t>
+              <w:br/>
+              <w:t>&amp; $Python "$Eval\run_evaluation.py" campaign status --campaign-root $Campaign</w:t>
+              <w:br/>
+              <w:t>&amp; $Python "$Eval\run_evaluation.py" campaign stop --campaign-root $Campaign --reason 'operator request'</w:t>
+              <w:br/>
+              <w:br/>
+              <w:t># CPU resume/export</w:t>
+              <w:br/>
+              <w:t>powershell -ExecutionPolicy Bypass -File "$Eval\scripts\launch_campaign_machine_a.ps1" -ResumeStopped</w:t>
+              <w:br/>
+              <w:t>powershell -ExecutionPolicy Bypass -File "$Eval\scripts\export_machine_a_results.ps1" -Destination C:\campaign_transfers\campaign_05_massive_release\machine_a</w:t>
+              <w:br/>
+              <w:br/>
+              <w:t># CUDA resume/export</w:t>
+              <w:br/>
+              <w:t>powershell -ExecutionPolicy Bypass -File "$Eval\scripts\launch_campaign_machine_a_gpu.ps1" -ResumeStopped</w:t>
+              <w:br/>
+              <w:t>powershell -ExecutionPolicy Bypass -File "$Eval\scripts\export_machine_a_gpu_results.ps1" -Destination C:\campaign_transfers\campaign_06_massive_release_cuda\machine_a</w:t>
+            </w:r>
+          </w:p>
+        </w:tc>
+      </w:tr>
+    </w:tbl>
+    <w:p>
+      <w:pPr>
+        <w:spacing w:after="0"/>
+      </w:pPr>
+    </w:p>
+    <w:p>
       <w:r>
-        <w:rPr>
-          <w:color w:val="1F4E79"/>
-          <w:u w:val="single"/>
-        </w:rPr>
-        <w:t>the launch control sheet</w:t>
-      </w:r>
-      <w:r>
-        <w:t xml:space="preserve"> on launch day and the </w:t>
-      </w:r>
-      <w:r>
-        <w:rPr>
-          <w:color w:val="1F4E79"/>
-          <w:u w:val="single"/>
-        </w:rPr>
-        <w:t>two-machine runbook</w:t>
-      </w:r>
-      <w:r>
-        <w:t xml:space="preserve"> for transfer/recovery detail.</w:t>
+        <w:t>The wrappers repeat repository, campaign, assignment, profile, model, dataset, RIR, device/dtype, and disk checks. CPU does not require CUDA. CUDA never falls back to CPU.</w:t>
       </w:r>
     </w:p>
     <w:sectPr>
-      <w:footerReference w:type="default" r:id="rId9"/>
+      <w:headerReference w:type="default" r:id="rId9"/>
+      <w:footerReference w:type="default" r:id="rId10"/>
       <w:pgSz w:w="12240" w:h="15840"/>
-      <w:pgMar w:top="979" w:right="1037" w:bottom="979" w:left="1037" w:header="720" w:footer="720" w:gutter="0"/>
+      <w:pgMar w:top="720" w:right="835" w:bottom="720" w:left="835" w:header="720" w:footer="720" w:gutter="0"/>
       <w:cols w:space="720"/>
       <w:docGrid w:linePitch="360"/>
     </w:sectPr>
@@ -257,19 +405,36 @@
       <w:pStyle w:val="Footer"/>
       <w:jc w:val="right"/>
     </w:pPr>
-    <w:r/>
     <w:r>
-      <w:rPr>
-        <w:color w:val="5D6874"/>
-        <w:sz w:val="16"/>
-      </w:rPr>
-      <w:t xml:space="preserve">quick_start_campaign.md   •   </w:t>
+      <w:t xml:space="preserve">Canonical source: quick_start_campaign.md    </w:t>
+    </w:r>
+    <w:r>
+      <w:t xml:space="preserve">Page </w:t>
+    </w:r>
+    <w:r>
       <w:fldChar w:fldCharType="begin"/>
-      <w:instrText xml:space="preserve"> PAGE </w:instrText>
+      <w:instrText xml:space="preserve">PAGE</w:instrText>
       <w:fldChar w:fldCharType="end"/>
     </w:r>
   </w:p>
 </w:ftr>
+</file>
+
+<file path=word/header1.xml><?xml version="1.0" encoding="utf-8"?>
+<w:hdr xmlns:m="http://schemas.openxmlformats.org/officeDocument/2006/math" xmlns:mc="http://schemas.openxmlformats.org/markup-compatibility/2006" xmlns:mo="http://schemas.microsoft.com/office/mac/office/2008/main" xmlns:mv="urn:schemas-microsoft-com:mac:vml" xmlns:o="urn:schemas-microsoft-com:office:office" xmlns:r="http://schemas.openxmlformats.org/officeDocument/2006/relationships" xmlns:v="urn:schemas-microsoft-com:vml" xmlns:w10="urn:schemas-microsoft-com:office:word" xmlns:w14="http://schemas.microsoft.com/office/word/2010/wordml" xmlns:w="http://schemas.openxmlformats.org/wordprocessingml/2006/main" xmlns:wne="http://schemas.microsoft.com/office/word/2006/wordml" xmlns:wp14="http://schemas.microsoft.com/office/word/2010/wordprocessingDrawing" xmlns:wp="http://schemas.openxmlformats.org/drawingml/2006/wordprocessingDrawing" xmlns:wpc="http://schemas.microsoft.com/office/word/2010/wordprocessingCanvas" xmlns:wpg="http://schemas.microsoft.com/office/word/2010/wordprocessingGroup" xmlns:wpi="http://schemas.microsoft.com/office/word/2010/wordprocessingInk" xmlns:wps="http://schemas.microsoft.com/office/word/2010/wordprocessingShape" mc:Ignorable="w14 wp14">
+  <w:p>
+    <w:pPr>
+      <w:pStyle w:val="Caption"/>
+    </w:pPr>
+    <w:r>
+      <w:rPr>
+        <w:color w:val="595959"/>
+        <w:sz w:val="15"/>
+      </w:rPr>
+      <w:t>JUST PEACHY  |  AUTOMATED SPEECH EVALUATION  |  CPU + CUDA OPERATIONS</w:t>
+    </w:r>
+  </w:p>
+</w:hdr>
 </file>
 
 <file path=word/numbering.xml><?xml version="1.0" encoding="utf-8"?>
@@ -636,12 +801,11 @@
     <w:qFormat/>
     <w:rsid w:val="00FC693F"/>
     <w:pPr>
-      <w:spacing w:after="100" w:line="259" w:lineRule="auto"/>
+      <w:spacing w:after="40" w:line="240" w:lineRule="auto"/>
     </w:pPr>
     <w:rPr>
       <w:rFonts w:ascii="Aptos" w:hAnsi="Aptos"/>
-      <w:color w:val="1F2937"/>
-      <w:sz w:val="21"/>
+      <w:sz w:val="18"/>
     </w:rPr>
   </w:style>
   <w:style w:type="paragraph" w:styleId="Header">
@@ -699,15 +863,15 @@
     <w:pPr>
       <w:keepNext/>
       <w:keepLines/>
-      <w:spacing w:before="200" w:after="80"/>
+      <w:spacing w:before="100" w:after="40"/>
       <w:outlineLvl w:val="0"/>
     </w:pPr>
     <w:rPr>
       <w:rFonts w:asciiTheme="majorHAnsi" w:eastAsiaTheme="majorEastAsia" w:hAnsiTheme="majorHAnsi" w:cstheme="majorBidi" w:ascii="Aptos Display" w:hAnsi="Aptos Display"/>
       <w:b/>
       <w:bCs/>
-      <w:color w:val="1F4E79"/>
-      <w:sz w:val="30"/>
+      <w:color w:val="17365D"/>
+      <w:sz w:val="29"/>
       <w:szCs w:val="28"/>
     </w:rPr>
   </w:style>
@@ -723,15 +887,15 @@
     <w:pPr>
       <w:keepNext/>
       <w:keepLines/>
-      <w:spacing w:before="140" w:after="80"/>
+      <w:spacing w:before="100" w:after="40"/>
       <w:outlineLvl w:val="1"/>
     </w:pPr>
     <w:rPr>
       <w:rFonts w:asciiTheme="majorHAnsi" w:eastAsiaTheme="majorEastAsia" w:hAnsiTheme="majorHAnsi" w:cstheme="majorBidi" w:ascii="Aptos Display" w:hAnsi="Aptos Display"/>
       <w:b/>
       <w:bCs/>
-      <w:color w:val="1F4E79"/>
-      <w:sz w:val="25"/>
+      <w:color w:val="2F5597"/>
+      <w:sz w:val="23"/>
       <w:szCs w:val="26"/>
     </w:rPr>
   </w:style>
@@ -747,15 +911,15 @@
     <w:pPr>
       <w:keepNext/>
       <w:keepLines/>
-      <w:spacing w:before="140" w:after="80"/>
+      <w:spacing w:before="100" w:after="40"/>
       <w:outlineLvl w:val="2"/>
     </w:pPr>
     <w:rPr>
       <w:rFonts w:asciiTheme="majorHAnsi" w:eastAsiaTheme="majorEastAsia" w:hAnsiTheme="majorHAnsi" w:cstheme="majorBidi" w:ascii="Aptos Display" w:hAnsi="Aptos Display"/>
       <w:b/>
       <w:bCs/>
-      <w:color w:val="1F4E79"/>
-      <w:sz w:val="22"/>
+      <w:color w:val="365F91"/>
+      <w:sz w:val="20"/>
     </w:rPr>
   </w:style>
   <w:style w:type="paragraph" w:styleId="Heading4">
@@ -986,19 +1150,20 @@
     <w:qFormat/>
     <w:rsid w:val="00FC693F"/>
     <w:pPr>
+      <w:keepNext/>
       <w:pBdr>
         <w:bottom w:val="single" w:sz="8" w:space="4" w:color="4F81BD" w:themeColor="accent1"/>
       </w:pBdr>
-      <w:spacing w:after="240" w:line="240" w:lineRule="auto"/>
+      <w:spacing w:after="40" w:line="240" w:lineRule="auto" w:before="100"/>
       <w:contextualSpacing/>
     </w:pPr>
     <w:rPr>
       <w:rFonts w:asciiTheme="majorHAnsi" w:eastAsiaTheme="majorEastAsia" w:hAnsiTheme="majorHAnsi" w:cstheme="majorBidi" w:ascii="Aptos Display" w:hAnsi="Aptos Display"/>
       <w:b/>
-      <w:color w:val="1F4E79"/>
+      <w:color w:val="17365D"/>
       <w:spacing w:val="5"/>
       <w:kern w:val="28"/>
-      <w:sz w:val="44"/>
+      <w:sz w:val="42"/>
       <w:szCs w:val="52"/>
     </w:rPr>
   </w:style>
@@ -12327,18 +12492,6 @@
         <w:shd w:val="clear" w:color="auto" w:fill="FBCAA2" w:themeFill="accent6" w:themeFillTint="7F"/>
       </w:tcPr>
     </w:tblStylePr>
-  </w:style>
-  <w:style w:type="paragraph" w:customStyle="1" w:styleId="CodeBlock">
-    <w:name w:val="Code Block"/>
-    <w:pPr>
-      <w:spacing w:before="60" w:after="120" w:line="240" w:lineRule="auto"/>
-      <w:ind w:left="173" w:right="173"/>
-    </w:pPr>
-    <w:rPr>
-      <w:rFonts w:ascii="Consolas" w:hAnsi="Consolas"/>
-      <w:color w:val="1F2937"/>
-      <w:sz w:val="17"/>
-    </w:rPr>
   </w:style>
 </w:styles>
 </file>
